--- a/fiche-descriptive 1.docx
+++ b/fiche-descriptive 1.docx
@@ -99,8 +99,15 @@
                 <w:shd w:fill="auto" w:val="clear"/>
               </w:rPr>
               <w:tab/>
-            </w:r>
-            <w:r>
+              <w:t xml:space="preserve">SESSION 2026</w:t>
+            </w:r>
+          </w:p>
+          <w:p>
+            <w:pPr>
+              <w:suppressAutoHyphens w:val="true"/>
+              <w:spacing w:before="120" w:after="120" w:line="240"/>
+              <w:ind w:right="0" w:left="0" w:firstLine="0"/>
+              <w:jc w:val="center"/>
               <w:rPr>
                 <w:rFonts w:ascii="Arial" w:hAnsi="Arial" w:cs="Arial" w:eastAsia="Arial"/>
                 <w:b/>
@@ -110,8 +117,7 @@
                 <w:sz w:val="22"/>
                 <w:shd w:fill="auto" w:val="clear"/>
               </w:rPr>
-              <w:t xml:space="preserve">SESSION </w:t>
-            </w:r>
+            </w:pPr>
             <w:r>
               <w:rPr>
                 <w:rFonts w:ascii="Arial" w:hAnsi="Arial" w:cs="Arial" w:eastAsia="Arial"/>
@@ -122,7 +128,7 @@
                 <w:sz w:val="22"/>
                 <w:shd w:fill="auto" w:val="clear"/>
               </w:rPr>
-              <w:t xml:space="preserve">2026</w:t>
+              <w:t xml:space="preserve">ANNEXE 7-1-A : Fiche descriptive de réalisation professionnelle (recto)</w:t>
             </w:r>
           </w:p>
           <w:p>
@@ -132,13 +138,10 @@
               <w:ind w:right="0" w:left="0" w:firstLine="0"/>
               <w:jc w:val="center"/>
               <w:rPr>
-                <w:rFonts w:ascii="Arial" w:hAnsi="Arial" w:cs="Arial" w:eastAsia="Arial"/>
-                <w:b/>
                 <w:color w:val="auto"/>
                 <w:spacing w:val="0"/>
                 <w:position w:val="0"/>
                 <w:sz w:val="22"/>
-                <w:shd w:fill="auto" w:val="clear"/>
               </w:rPr>
             </w:pPr>
             <w:r>
@@ -151,19 +154,18 @@
                 <w:sz w:val="22"/>
                 <w:shd w:fill="auto" w:val="clear"/>
               </w:rPr>
-              <w:t xml:space="preserve">ANNEXE </w:t>
-            </w:r>
-            <w:r>
-              <w:rPr>
-                <w:rFonts w:ascii="Arial" w:hAnsi="Arial" w:cs="Arial" w:eastAsia="Arial"/>
-                <w:b/>
+              <w:t xml:space="preserve">Épreuve E6 - Administration des systèmes et des réseaux (option SISR)</w:t>
+            </w:r>
+            <w:r>
+              <w:rPr>
+                <w:rFonts w:ascii="Arial" w:hAnsi="Arial" w:cs="Arial" w:eastAsia="Arial"/>
                 <w:color w:val="auto"/>
                 <w:spacing w:val="0"/>
                 <w:position w:val="0"/>
                 <w:sz w:val="22"/>
                 <w:shd w:fill="auto" w:val="clear"/>
               </w:rPr>
-              <w:t xml:space="preserve">7-1</w:t>
+              <w:t xml:space="preserve"> </w:t>
             </w:r>
             <w:r>
               <w:rPr>
@@ -175,92 +177,7 @@
                 <w:sz w:val="22"/>
                 <w:shd w:fill="auto" w:val="clear"/>
               </w:rPr>
-              <w:t xml:space="preserve">-A : Fiche descriptive de réalisation professionnelle (recto)</w:t>
-            </w:r>
-          </w:p>
-          <w:p>
-            <w:pPr>
-              <w:suppressAutoHyphens w:val="true"/>
-              <w:spacing w:before="120" w:after="120" w:line="240"/>
-              <w:ind w:right="0" w:left="0" w:firstLine="0"/>
-              <w:jc w:val="center"/>
-              <w:rPr>
-                <w:color w:val="auto"/>
-                <w:spacing w:val="0"/>
-                <w:position w:val="0"/>
-                <w:sz w:val="22"/>
-              </w:rPr>
-            </w:pPr>
-            <w:r>
-              <w:rPr>
-                <w:rFonts w:ascii="Arial" w:hAnsi="Arial" w:cs="Arial" w:eastAsia="Arial"/>
-                <w:b/>
-                <w:color w:val="auto"/>
-                <w:spacing w:val="0"/>
-                <w:position w:val="0"/>
-                <w:sz w:val="22"/>
-                <w:shd w:fill="auto" w:val="clear"/>
-              </w:rPr>
-              <w:t xml:space="preserve">Épreuve E</w:t>
-            </w:r>
-            <w:r>
-              <w:rPr>
-                <w:rFonts w:ascii="Arial" w:hAnsi="Arial" w:cs="Arial" w:eastAsia="Arial"/>
-                <w:b/>
-                <w:color w:val="auto"/>
-                <w:spacing w:val="0"/>
-                <w:position w:val="0"/>
-                <w:sz w:val="22"/>
-                <w:shd w:fill="auto" w:val="clear"/>
-              </w:rPr>
-              <w:t xml:space="preserve">6 </w:t>
-            </w:r>
-            <w:r>
-              <w:rPr>
-                <w:rFonts w:ascii="Arial" w:hAnsi="Arial" w:cs="Arial" w:eastAsia="Arial"/>
-                <w:b/>
-                <w:color w:val="auto"/>
-                <w:spacing w:val="0"/>
-                <w:position w:val="0"/>
-                <w:sz w:val="22"/>
-                <w:shd w:fill="auto" w:val="clear"/>
-              </w:rPr>
-              <w:t xml:space="preserve">- Administration des systèmes et des réseaux (option SISR)</w:t>
-            </w:r>
-            <w:r>
-              <w:rPr>
-                <w:rFonts w:ascii="Arial" w:hAnsi="Arial" w:cs="Arial" w:eastAsia="Arial"/>
-                <w:color w:val="auto"/>
-                <w:spacing w:val="0"/>
-                <w:position w:val="0"/>
-                <w:sz w:val="22"/>
-                <w:shd w:fill="auto" w:val="clear"/>
-              </w:rPr>
-              <w:t xml:space="preserve"> </w:t>
-            </w:r>
-            <w:r>
-              <w:rPr>
-                <w:rFonts w:ascii="Arial" w:hAnsi="Arial" w:cs="Arial" w:eastAsia="Arial"/>
-                <w:b/>
-                <w:color w:val="auto"/>
-                <w:spacing w:val="0"/>
-                <w:position w:val="0"/>
-                <w:sz w:val="22"/>
-                <w:shd w:fill="auto" w:val="clear"/>
-              </w:rPr>
-              <w:t xml:space="preserve">- Coefficient </w:t>
-            </w:r>
-            <w:r>
-              <w:rPr>
-                <w:rFonts w:ascii="Arial" w:hAnsi="Arial" w:cs="Arial" w:eastAsia="Arial"/>
-                <w:b/>
-                <w:color w:val="auto"/>
-                <w:spacing w:val="0"/>
-                <w:position w:val="0"/>
-                <w:sz w:val="22"/>
-                <w:shd w:fill="auto" w:val="clear"/>
-              </w:rPr>
-              <w:t xml:space="preserve">4</w:t>
+              <w:t xml:space="preserve">- Coefficient 4</w:t>
             </w:r>
           </w:p>
         </w:tc>
@@ -336,31 +253,7 @@
                 <w:sz w:val="24"/>
                 <w:shd w:fill="auto" w:val="clear"/>
               </w:rPr>
-              <w:t xml:space="preserve">DESCRIPTION D</w:t>
-            </w:r>
-            <w:r>
-              <w:rPr>
-                <w:rFonts w:ascii="Arial" w:hAnsi="Arial" w:cs="Arial" w:eastAsia="Arial"/>
-                <w:b/>
-                <w:color w:val="auto"/>
-                <w:spacing w:val="0"/>
-                <w:position w:val="0"/>
-                <w:sz w:val="24"/>
-                <w:shd w:fill="auto" w:val="clear"/>
-              </w:rPr>
-              <w:t xml:space="preserve">’</w:t>
-            </w:r>
-            <w:r>
-              <w:rPr>
-                <w:rFonts w:ascii="Arial" w:hAnsi="Arial" w:cs="Arial" w:eastAsia="Arial"/>
-                <w:b/>
-                <w:color w:val="auto"/>
-                <w:spacing w:val="0"/>
-                <w:position w:val="0"/>
-                <w:sz w:val="24"/>
-                <w:shd w:fill="auto" w:val="clear"/>
-              </w:rPr>
-              <w:t xml:space="preserve">UNE RÉALISATION PROFESSIONNELLE</w:t>
+              <w:t xml:space="preserve">DESCRIPTION D’UNE RÉALISATION PROFESSIONNELLE</w:t>
             </w:r>
           </w:p>
         </w:tc>
@@ -498,19 +391,7 @@
                 <w:sz w:val="20"/>
                 <w:shd w:fill="auto" w:val="clear"/>
               </w:rPr>
-              <w:t xml:space="preserve">N° candidat : </w:t>
-            </w:r>
-            <w:r>
-              <w:rPr>
-                <w:rFonts w:ascii="Arial" w:hAnsi="Arial" w:cs="Arial" w:eastAsia="Arial"/>
-                <w:b/>
-                <w:color w:val="auto"/>
-                <w:spacing w:val="0"/>
-                <w:position w:val="0"/>
-                <w:sz w:val="20"/>
-                <w:shd w:fill="auto" w:val="clear"/>
-              </w:rPr>
-              <w:t xml:space="preserve">7615000595</w:t>
+              <w:t xml:space="preserve">N° candidat : 7615000595</w:t>
             </w:r>
           </w:p>
         </w:tc>
@@ -563,17 +444,6 @@
                 <w:shd w:fill="auto" w:val="clear"/>
               </w:rPr>
               <w:t xml:space="preserve">Épreuve ponctuelle : OUI</w:t>
-            </w:r>
-            <w:r>
-              <w:rPr>
-                <w:rFonts w:ascii="Arial" w:hAnsi="Arial" w:cs="Arial" w:eastAsia="Arial"/>
-                <w:b/>
-                <w:color w:val="auto"/>
-                <w:spacing w:val="0"/>
-                <w:position w:val="0"/>
-                <w:sz w:val="20"/>
-                <w:shd w:fill="auto" w:val="clear"/>
-              </w:rPr>
               <w:tab/>
             </w:r>
           </w:p>
@@ -620,17 +490,6 @@
                 <w:shd w:fill="auto" w:val="clear"/>
               </w:rPr>
               <w:t xml:space="preserve">Contrôle en cours de formation :Non</w:t>
-            </w:r>
-            <w:r>
-              <w:rPr>
-                <w:rFonts w:ascii="Arial" w:hAnsi="Arial" w:cs="Arial" w:eastAsia="Arial"/>
-                <w:b/>
-                <w:color w:val="auto"/>
-                <w:spacing w:val="0"/>
-                <w:position w:val="0"/>
-                <w:sz w:val="20"/>
-                <w:shd w:fill="auto" w:val="clear"/>
-              </w:rPr>
               <w:tab/>
             </w:r>
           </w:p>
@@ -685,62 +544,7 @@
                 <w:sz w:val="20"/>
                 <w:shd w:fill="auto" w:val="clear"/>
               </w:rPr>
-              <w:t xml:space="preserve"> </w:t>
-            </w:r>
-            <w:r>
-              <w:rPr>
-                <w:rFonts w:ascii="Arial" w:hAnsi="Arial" w:cs="Arial" w:eastAsia="Arial"/>
-                <w:color w:val="auto"/>
-                <w:spacing w:val="0"/>
-                <w:position w:val="0"/>
-                <w:sz w:val="20"/>
-                <w:shd w:fill="auto" w:val="clear"/>
-              </w:rPr>
-              <w:t xml:space="preserve">28</w:t>
-            </w:r>
-            <w:r>
-              <w:rPr>
-                <w:rFonts w:ascii="Arial" w:hAnsi="Arial" w:cs="Arial" w:eastAsia="Arial"/>
-                <w:color w:val="auto"/>
-                <w:spacing w:val="0"/>
-                <w:position w:val="0"/>
-                <w:sz w:val="20"/>
-                <w:shd w:fill="auto" w:val="clear"/>
-              </w:rPr>
-              <w:t xml:space="preserve">/ </w:t>
-            </w:r>
-            <w:r>
-              <w:rPr>
-                <w:rFonts w:ascii="Arial" w:hAnsi="Arial" w:cs="Arial" w:eastAsia="Arial"/>
-                <w:color w:val="auto"/>
-                <w:spacing w:val="0"/>
-                <w:position w:val="0"/>
-                <w:sz w:val="20"/>
-                <w:shd w:fill="auto" w:val="clear"/>
-              </w:rPr>
-              <w:t xml:space="preserve">05 </w:t>
-            </w:r>
-            <w:r>
-              <w:rPr>
-                <w:rFonts w:ascii="Arial" w:hAnsi="Arial" w:cs="Arial" w:eastAsia="Arial"/>
-                <w:color w:val="auto"/>
-                <w:spacing w:val="0"/>
-                <w:position w:val="0"/>
-                <w:sz w:val="20"/>
-                <w:shd w:fill="auto" w:val="clear"/>
-              </w:rPr>
-              <w:t xml:space="preserve">/</w:t>
-            </w:r>
-            <w:r>
-              <w:rPr>
-                <w:rFonts w:ascii="Arial" w:hAnsi="Arial" w:cs="Arial" w:eastAsia="Arial"/>
-                <w:color w:val="auto"/>
-                <w:spacing w:val="0"/>
-                <w:position w:val="0"/>
-                <w:sz w:val="20"/>
-                <w:shd w:fill="auto" w:val="clear"/>
-              </w:rPr>
-              <w:t xml:space="preserve">2026</w:t>
+              <w:t xml:space="preserve"> 28/ 05 /2026</w:t>
             </w:r>
           </w:p>
         </w:tc>
@@ -829,31 +633,7 @@
                 <w:sz w:val="20"/>
                 <w:shd w:fill="auto" w:val="clear"/>
               </w:rPr>
-              <w:t xml:space="preserve">TiersLieux</w:t>
-            </w:r>
-            <w:r>
-              <w:rPr>
-                <w:rFonts w:ascii="Arial" w:hAnsi="Arial" w:cs="Arial" w:eastAsia="Arial"/>
-                <w:b/>
-                <w:color w:val="auto"/>
-                <w:spacing w:val="0"/>
-                <w:position w:val="0"/>
-                <w:sz w:val="20"/>
-                <w:shd w:fill="auto" w:val="clear"/>
-              </w:rPr>
-              <w:t xml:space="preserve">86 </w:t>
-            </w:r>
-            <w:r>
-              <w:rPr>
-                <w:rFonts w:ascii="Arial" w:hAnsi="Arial" w:cs="Arial" w:eastAsia="Arial"/>
-                <w:b/>
-                <w:color w:val="auto"/>
-                <w:spacing w:val="0"/>
-                <w:position w:val="0"/>
-                <w:sz w:val="20"/>
-                <w:shd w:fill="auto" w:val="clear"/>
-              </w:rPr>
-              <w:t xml:space="preserve">doit faire évoluer l'architechture système (Windows Server et Active Directory ) pour accueillir des utilisateurs ValorElec sur son site Chasseneuil</w:t>
+              <w:t xml:space="preserve">TiersLieux86 doit faire évoluer l'architechture système (Windows Server et Active Directory ) pour accueillir des utilisateurs ValorElec sur son site Chasseneuil</w:t>
             </w:r>
           </w:p>
           <w:p>
@@ -1070,128 +850,7 @@
                 <w:sz w:val="20"/>
                 <w:shd w:fill="auto" w:val="clear"/>
               </w:rPr>
-              <w:t xml:space="preserve"> </w:t>
-            </w:r>
-            <w:r>
-              <w:rPr>
-                <w:rFonts w:ascii="Arial" w:hAnsi="Arial" w:cs="Arial" w:eastAsia="Arial"/>
-                <w:color w:val="auto"/>
-                <w:spacing w:val="0"/>
-                <w:position w:val="0"/>
-                <w:sz w:val="20"/>
-                <w:shd w:fill="auto" w:val="clear"/>
-              </w:rPr>
-              <w:t xml:space="preserve">02</w:t>
-            </w:r>
-            <w:r>
-              <w:rPr>
-                <w:rFonts w:ascii="Arial" w:hAnsi="Arial" w:cs="Arial" w:eastAsia="Arial"/>
-                <w:color w:val="auto"/>
-                <w:spacing w:val="0"/>
-                <w:position w:val="0"/>
-                <w:sz w:val="20"/>
-                <w:shd w:fill="auto" w:val="clear"/>
-              </w:rPr>
-              <w:t xml:space="preserve">/</w:t>
-            </w:r>
-            <w:r>
-              <w:rPr>
-                <w:rFonts w:ascii="Arial" w:hAnsi="Arial" w:cs="Arial" w:eastAsia="Arial"/>
-                <w:color w:val="auto"/>
-                <w:spacing w:val="0"/>
-                <w:position w:val="0"/>
-                <w:sz w:val="20"/>
-                <w:shd w:fill="auto" w:val="clear"/>
-              </w:rPr>
-              <w:t xml:space="preserve">04</w:t>
-            </w:r>
-            <w:r>
-              <w:rPr>
-                <w:rFonts w:ascii="Arial" w:hAnsi="Arial" w:cs="Arial" w:eastAsia="Arial"/>
-                <w:color w:val="auto"/>
-                <w:spacing w:val="0"/>
-                <w:position w:val="0"/>
-                <w:sz w:val="20"/>
-                <w:shd w:fill="auto" w:val="clear"/>
-              </w:rPr>
-              <w:t xml:space="preserve">/</w:t>
-            </w:r>
-            <w:r>
-              <w:rPr>
-                <w:rFonts w:ascii="Arial" w:hAnsi="Arial" w:cs="Arial" w:eastAsia="Arial"/>
-                <w:color w:val="auto"/>
-                <w:spacing w:val="0"/>
-                <w:position w:val="0"/>
-                <w:sz w:val="20"/>
-                <w:shd w:fill="auto" w:val="clear"/>
-              </w:rPr>
-              <w:t xml:space="preserve">2026 </w:t>
-            </w:r>
-            <w:r>
-              <w:rPr>
-                <w:rFonts w:ascii="Arial" w:hAnsi="Arial" w:cs="Arial" w:eastAsia="Arial"/>
-                <w:color w:val="auto"/>
-                <w:spacing w:val="0"/>
-                <w:position w:val="0"/>
-                <w:sz w:val="20"/>
-                <w:shd w:fill="auto" w:val="clear"/>
-              </w:rPr>
-              <w:t xml:space="preserve">au </w:t>
-            </w:r>
-            <w:r>
-              <w:rPr>
-                <w:rFonts w:ascii="Arial" w:hAnsi="Arial" w:cs="Arial" w:eastAsia="Arial"/>
-                <w:color w:val="auto"/>
-                <w:spacing w:val="0"/>
-                <w:position w:val="0"/>
-                <w:sz w:val="20"/>
-                <w:shd w:fill="auto" w:val="clear"/>
-              </w:rPr>
-              <w:t xml:space="preserve">20</w:t>
-            </w:r>
-            <w:r>
-              <w:rPr>
-                <w:rFonts w:ascii="Arial" w:hAnsi="Arial" w:cs="Arial" w:eastAsia="Arial"/>
-                <w:color w:val="auto"/>
-                <w:spacing w:val="0"/>
-                <w:position w:val="0"/>
-                <w:sz w:val="20"/>
-                <w:shd w:fill="auto" w:val="clear"/>
-              </w:rPr>
-              <w:t xml:space="preserve">/</w:t>
-            </w:r>
-            <w:r>
-              <w:rPr>
-                <w:rFonts w:ascii="Arial" w:hAnsi="Arial" w:cs="Arial" w:eastAsia="Arial"/>
-                <w:color w:val="auto"/>
-                <w:spacing w:val="0"/>
-                <w:position w:val="0"/>
-                <w:sz w:val="20"/>
-                <w:shd w:fill="auto" w:val="clear"/>
-              </w:rPr>
-              <w:t xml:space="preserve">04</w:t>
-            </w:r>
-            <w:r>
-              <w:rPr>
-                <w:rFonts w:ascii="Arial" w:hAnsi="Arial" w:cs="Arial" w:eastAsia="Arial"/>
-                <w:color w:val="auto"/>
-                <w:spacing w:val="0"/>
-                <w:position w:val="0"/>
-                <w:sz w:val="20"/>
-                <w:shd w:fill="auto" w:val="clear"/>
-              </w:rPr>
-              <w:t xml:space="preserve">/</w:t>
-            </w:r>
-            <w:r>
-              <w:rPr>
-                <w:rFonts w:ascii="Arial" w:hAnsi="Arial" w:cs="Arial" w:eastAsia="Arial"/>
-                <w:color w:val="auto"/>
-                <w:spacing w:val="0"/>
-                <w:position w:val="0"/>
-                <w:sz w:val="20"/>
-                <w:shd w:fill="auto" w:val="clear"/>
-              </w:rPr>
-              <w:t xml:space="preserve">2026 </w:t>
+              <w:t xml:space="preserve"> 02/04/2026 au 20/04/2026 </w:t>
             </w:r>
             <w:r>
               <w:rPr>
@@ -1243,54 +902,10 @@
                 <w:shd w:fill="auto" w:val="clear"/>
               </w:rPr>
               <w:t xml:space="preserve">Modalité :</w:t>
-            </w:r>
-            <w:r>
-              <w:rPr>
-                <w:rFonts w:ascii="Arial" w:hAnsi="Arial" w:cs="Arial" w:eastAsia="Arial"/>
-                <w:b/>
-                <w:color w:val="auto"/>
-                <w:spacing w:val="0"/>
-                <w:position w:val="0"/>
-                <w:sz w:val="20"/>
-                <w:shd w:fill="auto" w:val="clear"/>
-              </w:rPr>
               <w:tab/>
-            </w:r>
-            <w:r>
-              <w:rPr>
-                <w:rFonts w:ascii="Arial" w:hAnsi="Arial" w:cs="Arial" w:eastAsia="Arial"/>
-                <w:b/>
-                <w:color w:val="auto"/>
-                <w:spacing w:val="0"/>
-                <w:position w:val="0"/>
-                <w:sz w:val="20"/>
-                <w:shd w:fill="auto" w:val="clear"/>
-              </w:rPr>
               <w:t xml:space="preserve">  Seul(e) : Seul</w:t>
-            </w:r>
-            <w:r>
-              <w:rPr>
-                <w:rFonts w:ascii="Arial" w:hAnsi="Arial" w:cs="Arial" w:eastAsia="Arial"/>
-                <w:b/>
-                <w:color w:val="auto"/>
-                <w:spacing w:val="0"/>
-                <w:position w:val="0"/>
-                <w:sz w:val="20"/>
-                <w:shd w:fill="auto" w:val="clear"/>
-              </w:rPr>
               <w:tab/>
               <w:tab/>
-            </w:r>
-            <w:r>
-              <w:rPr>
-                <w:rFonts w:ascii="Arial" w:hAnsi="Arial" w:cs="Arial" w:eastAsia="Arial"/>
-                <w:b/>
-                <w:color w:val="auto"/>
-                <w:spacing w:val="0"/>
-                <w:position w:val="0"/>
-                <w:sz w:val="20"/>
-                <w:shd w:fill="auto" w:val="clear"/>
-              </w:rPr>
               <w:t xml:space="preserve">  En équipe</w:t>
             </w:r>
           </w:p>
@@ -1376,16 +991,6 @@
                 <w:shd w:fill="auto" w:val="clear"/>
               </w:rPr>
               <w:tab/>
-            </w:r>
-            <w:r>
-              <w:rPr>
-                <w:rFonts w:ascii="Arial" w:hAnsi="Arial" w:cs="Arial" w:eastAsia="Arial"/>
-                <w:color w:val="auto"/>
-                <w:spacing w:val="0"/>
-                <w:position w:val="0"/>
-                <w:sz w:val="20"/>
-                <w:shd w:fill="auto" w:val="clear"/>
-              </w:rPr>
               <w:t xml:space="preserve">X</w:t>
             </w:r>
             <w:r>
@@ -1409,29 +1014,7 @@
                 <w:sz w:val="20"/>
                 <w:shd w:fill="auto" w:val="clear"/>
               </w:rPr>
-              <w:t xml:space="preserve">Concevoir une solution d</w:t>
-            </w:r>
-            <w:r>
-              <w:rPr>
-                <w:rFonts w:ascii="Arial" w:hAnsi="Arial" w:cs="Arial" w:eastAsia="Arial"/>
-                <w:color w:val="auto"/>
-                <w:spacing w:val="0"/>
-                <w:position w:val="0"/>
-                <w:sz w:val="20"/>
-                <w:shd w:fill="auto" w:val="clear"/>
-              </w:rPr>
-              <w:t xml:space="preserve">’</w:t>
-            </w:r>
-            <w:r>
-              <w:rPr>
-                <w:rFonts w:ascii="Arial" w:hAnsi="Arial" w:cs="Arial" w:eastAsia="Arial"/>
-                <w:color w:val="auto"/>
-                <w:spacing w:val="0"/>
-                <w:position w:val="0"/>
-                <w:sz w:val="20"/>
-                <w:shd w:fill="auto" w:val="clear"/>
-              </w:rPr>
-              <w:t xml:space="preserve">infrastructure réseau</w:t>
+              <w:t xml:space="preserve">Concevoir une solution d’infrastructure réseau</w:t>
             </w:r>
           </w:p>
           <w:p>
@@ -1462,16 +1045,6 @@
                 <w:shd w:fill="auto" w:val="clear"/>
               </w:rPr>
               <w:tab/>
-            </w:r>
-            <w:r>
-              <w:rPr>
-                <w:rFonts w:ascii="Arial" w:hAnsi="Arial" w:cs="Arial" w:eastAsia="Arial"/>
-                <w:color w:val="auto"/>
-                <w:spacing w:val="0"/>
-                <w:position w:val="0"/>
-                <w:sz w:val="20"/>
-                <w:shd w:fill="auto" w:val="clear"/>
-              </w:rPr>
               <w:t xml:space="preserve">X</w:t>
             </w:r>
             <w:r>
@@ -1495,29 +1068,7 @@
                 <w:sz w:val="20"/>
                 <w:shd w:fill="auto" w:val="clear"/>
               </w:rPr>
-              <w:t xml:space="preserve">Installer, tester et déployer une solution d</w:t>
-            </w:r>
-            <w:r>
-              <w:rPr>
-                <w:rFonts w:ascii="Arial" w:hAnsi="Arial" w:cs="Arial" w:eastAsia="Arial"/>
-                <w:color w:val="auto"/>
-                <w:spacing w:val="0"/>
-                <w:position w:val="0"/>
-                <w:sz w:val="20"/>
-                <w:shd w:fill="auto" w:val="clear"/>
-              </w:rPr>
-              <w:t xml:space="preserve">’</w:t>
-            </w:r>
-            <w:r>
-              <w:rPr>
-                <w:rFonts w:ascii="Arial" w:hAnsi="Arial" w:cs="Arial" w:eastAsia="Arial"/>
-                <w:color w:val="auto"/>
-                <w:spacing w:val="0"/>
-                <w:position w:val="0"/>
-                <w:sz w:val="20"/>
-                <w:shd w:fill="auto" w:val="clear"/>
-              </w:rPr>
-              <w:t xml:space="preserve">infrastructure réseau</w:t>
+              <w:t xml:space="preserve">Installer, tester et déployer une solution d’infrastructure réseau</w:t>
             </w:r>
           </w:p>
           <w:p>
@@ -1545,16 +1096,6 @@
                 <w:shd w:fill="auto" w:val="clear"/>
               </w:rPr>
               <w:tab/>
-            </w:r>
-            <w:r>
-              <w:rPr>
-                <w:rFonts w:ascii="Arial" w:hAnsi="Arial" w:cs="Arial" w:eastAsia="Arial"/>
-                <w:color w:val="auto"/>
-                <w:spacing w:val="0"/>
-                <w:position w:val="0"/>
-                <w:sz w:val="20"/>
-                <w:shd w:fill="auto" w:val="clear"/>
-              </w:rPr>
               <w:t xml:space="preserve">X</w:t>
             </w:r>
             <w:r>
@@ -1578,29 +1119,7 @@
                 <w:sz w:val="20"/>
                 <w:shd w:fill="auto" w:val="clear"/>
               </w:rPr>
-              <w:t xml:space="preserve">Exploiter, dépanner et superviser une solution d</w:t>
-            </w:r>
-            <w:r>
-              <w:rPr>
-                <w:rFonts w:ascii="Arial" w:hAnsi="Arial" w:cs="Arial" w:eastAsia="Arial"/>
-                <w:color w:val="auto"/>
-                <w:spacing w:val="0"/>
-                <w:position w:val="0"/>
-                <w:sz w:val="20"/>
-                <w:shd w:fill="auto" w:val="clear"/>
-              </w:rPr>
-              <w:t xml:space="preserve">’</w:t>
-            </w:r>
-            <w:r>
-              <w:rPr>
-                <w:rFonts w:ascii="Arial" w:hAnsi="Arial" w:cs="Arial" w:eastAsia="Arial"/>
-                <w:color w:val="auto"/>
-                <w:spacing w:val="0"/>
-                <w:position w:val="0"/>
-                <w:sz w:val="20"/>
-                <w:shd w:fill="auto" w:val="clear"/>
-              </w:rPr>
-              <w:t xml:space="preserve">infrastructure réseau</w:t>
+              <w:t xml:space="preserve">Exploiter, dépanner et superviser une solution d’infrastructure réseau</w:t>
             </w:r>
           </w:p>
         </w:tc>
@@ -1744,29 +1263,18 @@
                 <w:sz w:val="20"/>
                 <w:shd w:fill="auto" w:val="clear"/>
               </w:rPr>
-              <w:t xml:space="preserve">• </w:t>
-            </w:r>
-            <w:r>
-              <w:rPr>
-                <w:rFonts w:ascii="Arial" w:hAnsi="Arial" w:cs="Arial" w:eastAsia="Arial"/>
-                <w:color w:val="auto"/>
-                <w:spacing w:val="0"/>
-                <w:position w:val="0"/>
-                <w:sz w:val="20"/>
-                <w:shd w:fill="auto" w:val="clear"/>
-              </w:rPr>
-              <w:t xml:space="preserve">Mise en place d</w:t>
-            </w:r>
-            <w:r>
-              <w:rPr>
-                <w:rFonts w:ascii="Arial" w:hAnsi="Arial" w:cs="Arial" w:eastAsia="Arial"/>
-                <w:color w:val="auto"/>
-                <w:spacing w:val="0"/>
-                <w:position w:val="0"/>
-                <w:sz w:val="20"/>
-                <w:shd w:fill="auto" w:val="clear"/>
-              </w:rPr>
-              <w:t xml:space="preserve">'active directory </w:t>
+              <w:t xml:space="preserve">•</w:t>
+            </w:r>
+            <w:r>
+              <w:rPr>
+                <w:rFonts w:ascii="Arial" w:hAnsi="Arial" w:cs="Arial" w:eastAsia="Arial"/>
+                <w:color w:val="auto"/>
+                <w:spacing w:val="0"/>
+                <w:position w:val="0"/>
+                <w:sz w:val="20"/>
+                <w:shd w:fill="auto" w:val="clear"/>
+              </w:rPr>
+              <w:t xml:space="preserve"> Mise en place d'active directory </w:t>
             </w:r>
           </w:p>
           <w:p>
@@ -1796,18 +1304,18 @@
                 <w:sz w:val="20"/>
                 <w:shd w:fill="auto" w:val="clear"/>
               </w:rPr>
-              <w:t xml:space="preserve">• </w:t>
-            </w:r>
-            <w:r>
-              <w:rPr>
-                <w:rFonts w:ascii="Arial" w:hAnsi="Arial" w:cs="Arial" w:eastAsia="Arial"/>
-                <w:color w:val="auto"/>
-                <w:spacing w:val="0"/>
-                <w:position w:val="0"/>
-                <w:sz w:val="20"/>
-                <w:shd w:fill="auto" w:val="clear"/>
-              </w:rPr>
-              <w:t xml:space="preserve">La gestion des utilisateurs</w:t>
+              <w:t xml:space="preserve">•</w:t>
+            </w:r>
+            <w:r>
+              <w:rPr>
+                <w:rFonts w:ascii="Arial" w:hAnsi="Arial" w:cs="Arial" w:eastAsia="Arial"/>
+                <w:color w:val="auto"/>
+                <w:spacing w:val="0"/>
+                <w:position w:val="0"/>
+                <w:sz w:val="20"/>
+                <w:shd w:fill="auto" w:val="clear"/>
+              </w:rPr>
+              <w:t xml:space="preserve"> La gestion des utilisateurs</w:t>
             </w:r>
           </w:p>
           <w:p>
@@ -1848,18 +1356,7 @@
                 <w:sz w:val="20"/>
                 <w:shd w:fill="auto" w:val="clear"/>
               </w:rPr>
-              <w:t xml:space="preserve"> </w:t>
-            </w:r>
-            <w:r>
-              <w:rPr>
-                <w:rFonts w:ascii="Arial" w:hAnsi="Arial" w:cs="Arial" w:eastAsia="Arial"/>
-                <w:color w:val="auto"/>
-                <w:spacing w:val="0"/>
-                <w:position w:val="0"/>
-                <w:sz w:val="20"/>
-                <w:shd w:fill="auto" w:val="clear"/>
-              </w:rPr>
-              <w:t xml:space="preserve">La mise en place d'un serveur de fichier (truenas)</w:t>
+              <w:t xml:space="preserve"> La mise en place d'un serveur de fichier (truenas)</w:t>
             </w:r>
           </w:p>
           <w:p>
@@ -1889,29 +1386,18 @@
                 <w:sz w:val="20"/>
                 <w:shd w:fill="auto" w:val="clear"/>
               </w:rPr>
-              <w:t xml:space="preserve">• </w:t>
-            </w:r>
-            <w:r>
-              <w:rPr>
-                <w:rFonts w:ascii="Arial" w:hAnsi="Arial" w:cs="Arial" w:eastAsia="Arial"/>
-                <w:color w:val="auto"/>
-                <w:spacing w:val="0"/>
-                <w:position w:val="0"/>
-                <w:sz w:val="20"/>
-                <w:shd w:fill="auto" w:val="clear"/>
-              </w:rPr>
-              <w:t xml:space="preserve">La n</w:t>
-            </w:r>
-            <w:r>
-              <w:rPr>
-                <w:rFonts w:ascii="Arial" w:hAnsi="Arial" w:cs="Arial" w:eastAsia="Arial"/>
-                <w:color w:val="auto"/>
-                <w:spacing w:val="0"/>
-                <w:position w:val="0"/>
-                <w:sz w:val="20"/>
-                <w:shd w:fill="auto" w:val="clear"/>
-              </w:rPr>
-              <w:t xml:space="preserve">écessité de tester la solution </w:t>
+              <w:t xml:space="preserve">•</w:t>
+            </w:r>
+            <w:r>
+              <w:rPr>
+                <w:rFonts w:ascii="Arial" w:hAnsi="Arial" w:cs="Arial" w:eastAsia="Arial"/>
+                <w:color w:val="auto"/>
+                <w:spacing w:val="0"/>
+                <w:position w:val="0"/>
+                <w:sz w:val="20"/>
+                <w:shd w:fill="auto" w:val="clear"/>
+              </w:rPr>
+              <w:t xml:space="preserve"> La nécessité de tester la solution </w:t>
             </w:r>
           </w:p>
           <w:p>
@@ -2160,29 +1646,7 @@
                 <w:sz w:val="20"/>
                 <w:shd w:fill="auto" w:val="clear"/>
               </w:rPr>
-              <w:t xml:space="preserve">Poste client (</w:t>
-            </w:r>
-            <w:r>
-              <w:rPr>
-                <w:rFonts w:ascii="Arial" w:hAnsi="Arial" w:cs="Arial" w:eastAsia="Arial"/>
-                <w:color w:val="auto"/>
-                <w:spacing w:val="0"/>
-                <w:position w:val="0"/>
-                <w:sz w:val="20"/>
-                <w:shd w:fill="auto" w:val="clear"/>
-              </w:rPr>
-              <w:t xml:space="preserve">1 </w:t>
-            </w:r>
-            <w:r>
-              <w:rPr>
-                <w:rFonts w:ascii="Arial" w:hAnsi="Arial" w:cs="Arial" w:eastAsia="Arial"/>
-                <w:color w:val="auto"/>
-                <w:spacing w:val="0"/>
-                <w:position w:val="0"/>
-                <w:sz w:val="20"/>
-                <w:shd w:fill="auto" w:val="clear"/>
-              </w:rPr>
-              <w:t xml:space="preserve">poste test)</w:t>
+              <w:t xml:space="preserve">Poste client (1 poste test)</w:t>
             </w:r>
           </w:p>
           <w:p>
@@ -2318,29 +1782,7 @@
                 <w:sz w:val="20"/>
                 <w:shd w:fill="auto" w:val="clear"/>
               </w:rPr>
-              <w:t xml:space="preserve"> </w:t>
-            </w:r>
-            <w:r>
-              <w:rPr>
-                <w:rFonts w:ascii="Arial" w:hAnsi="Arial" w:cs="Arial" w:eastAsia="Arial"/>
-                <w:color w:val="auto"/>
-                <w:spacing w:val="0"/>
-                <w:position w:val="0"/>
-                <w:sz w:val="20"/>
-                <w:shd w:fill="auto" w:val="clear"/>
-              </w:rPr>
-              <w:t xml:space="preserve">ISCSI : </w:t>
-            </w:r>
-            <w:r>
-              <w:rPr>
-                <w:rFonts w:ascii="Arial" w:hAnsi="Arial" w:cs="Arial" w:eastAsia="Arial"/>
-                <w:color w:val="auto"/>
-                <w:spacing w:val="0"/>
-                <w:position w:val="0"/>
-                <w:sz w:val="20"/>
-                <w:shd w:fill="auto" w:val="clear"/>
-              </w:rPr>
-              <w:t xml:space="preserve">Protocole pour le stockage </w:t>
+              <w:t xml:space="preserve"> ISCSI : Protocole pour le stockage </w:t>
             </w:r>
           </w:p>
           <w:p>
@@ -2371,29 +1813,7 @@
                 <w:sz w:val="20"/>
                 <w:shd w:fill="auto" w:val="clear"/>
               </w:rPr>
-              <w:t xml:space="preserve">Système d</w:t>
-            </w:r>
-            <w:r>
-              <w:rPr>
-                <w:rFonts w:ascii="Arial" w:hAnsi="Arial" w:cs="Arial" w:eastAsia="Arial"/>
-                <w:color w:val="auto"/>
-                <w:spacing w:val="0"/>
-                <w:position w:val="0"/>
-                <w:sz w:val="20"/>
-                <w:shd w:fill="auto" w:val="clear"/>
-              </w:rPr>
-              <w:t xml:space="preserve">’</w:t>
-            </w:r>
-            <w:r>
-              <w:rPr>
-                <w:rFonts w:ascii="Arial" w:hAnsi="Arial" w:cs="Arial" w:eastAsia="Arial"/>
-                <w:color w:val="auto"/>
-                <w:spacing w:val="0"/>
-                <w:position w:val="0"/>
-                <w:sz w:val="20"/>
-                <w:shd w:fill="auto" w:val="clear"/>
-              </w:rPr>
-              <w:t xml:space="preserve">exploitation serveur (Windows Server)</w:t>
+              <w:t xml:space="preserve">Système d’exploitation serveur (Windows Server)</w:t>
             </w:r>
           </w:p>
           <w:p>
@@ -2507,31 +1927,7 @@
                 <w:sz w:val="20"/>
                 <w:shd w:fill="auto" w:val="clear"/>
               </w:rPr>
-              <w:t xml:space="preserve">Modalités d</w:t>
-            </w:r>
-            <w:r>
-              <w:rPr>
-                <w:rFonts w:ascii="Arial" w:hAnsi="Arial" w:cs="Arial" w:eastAsia="Arial"/>
-                <w:b/>
-                <w:color w:val="auto"/>
-                <w:spacing w:val="0"/>
-                <w:position w:val="0"/>
-                <w:sz w:val="20"/>
-                <w:shd w:fill="auto" w:val="clear"/>
-              </w:rPr>
-              <w:t xml:space="preserve">’</w:t>
-            </w:r>
-            <w:r>
-              <w:rPr>
-                <w:rFonts w:ascii="Arial" w:hAnsi="Arial" w:cs="Arial" w:eastAsia="Arial"/>
-                <w:b/>
-                <w:color w:val="auto"/>
-                <w:spacing w:val="0"/>
-                <w:position w:val="0"/>
-                <w:sz w:val="20"/>
-                <w:shd w:fill="auto" w:val="clear"/>
-              </w:rPr>
-              <w:t xml:space="preserve">accès aux productions  et à leur documentation </w:t>
+              <w:t xml:space="preserve">Modalités d’accès aux productions  et à leur documentation </w:t>
             </w:r>
           </w:p>
           <w:p>
@@ -2818,30 +2214,7 @@
                 <w:shd w:fill="auto" w:val="clear"/>
               </w:rPr>
               <w:tab/>
-            </w:r>
-            <w:r>
-              <w:rPr>
-                <w:rFonts w:ascii="Arial" w:hAnsi="Arial" w:cs="Arial" w:eastAsia="Arial"/>
-                <w:b/>
-                <w:color w:val="auto"/>
-                <w:spacing w:val="0"/>
-                <w:position w:val="0"/>
-                <w:sz w:val="22"/>
-                <w:shd w:fill="auto" w:val="clear"/>
-              </w:rPr>
-              <w:t xml:space="preserve">SESSION </w:t>
-            </w:r>
-            <w:r>
-              <w:rPr>
-                <w:rFonts w:ascii="Arial" w:hAnsi="Arial" w:cs="Arial" w:eastAsia="Arial"/>
-                <w:b/>
-                <w:color w:val="auto"/>
-                <w:spacing w:val="0"/>
-                <w:position w:val="0"/>
-                <w:sz w:val="22"/>
-                <w:shd w:fill="auto" w:val="clear"/>
-              </w:rPr>
-              <w:t xml:space="preserve">2026</w:t>
+              <w:t xml:space="preserve">SESSION 2026</w:t>
             </w:r>
             <w:r>
               <w:rPr>
@@ -2882,7 +2255,18 @@
                 <w:sz w:val="22"/>
                 <w:shd w:fill="auto" w:val="clear"/>
               </w:rPr>
-              <w:t xml:space="preserve">ANNEXE </w:t>
+              <w:t xml:space="preserve">ANNEXE 7-1-A : Fiche descriptive de réalisation professionnelle </w:t>
+            </w:r>
+            <w:r>
+              <w:rPr>
+                <w:rFonts w:ascii="Times" w:hAnsi="Times" w:cs="Times" w:eastAsia="Times"/>
+                <w:color w:val="auto"/>
+                <w:spacing w:val="0"/>
+                <w:position w:val="0"/>
+                <w:sz w:val="24"/>
+                <w:shd w:fill="auto" w:val="clear"/>
+              </w:rPr>
+              <w:br/>
             </w:r>
             <w:r>
               <w:rPr>
@@ -2894,8 +2278,21 @@
                 <w:sz w:val="22"/>
                 <w:shd w:fill="auto" w:val="clear"/>
               </w:rPr>
-              <w:t xml:space="preserve">7-1</w:t>
-            </w:r>
+              <w:t xml:space="preserve">(verso, éventuellement pages suivantes)</w:t>
+            </w:r>
+          </w:p>
+          <w:p>
+            <w:pPr>
+              <w:suppressAutoHyphens w:val="true"/>
+              <w:spacing w:before="120" w:after="120" w:line="240"/>
+              <w:ind w:right="0" w:left="0" w:firstLine="0"/>
+              <w:jc w:val="center"/>
+              <w:rPr>
+                <w:color w:val="auto"/>
+                <w:spacing w:val="0"/>
+                <w:position w:val="0"/>
+              </w:rPr>
+            </w:pPr>
             <w:r>
               <w:rPr>
                 <w:rFonts w:ascii="Arial" w:hAnsi="Arial" w:cs="Arial" w:eastAsia="Arial"/>
@@ -2906,44 +2303,19 @@
                 <w:sz w:val="22"/>
                 <w:shd w:fill="auto" w:val="clear"/>
               </w:rPr>
-              <w:t xml:space="preserve">-A : Fiche descriptive de réalisation professionnelle </w:t>
-            </w:r>
-            <w:r>
-              <w:rPr>
-                <w:rFonts w:ascii="Times" w:hAnsi="Times" w:cs="Times" w:eastAsia="Times"/>
-                <w:color w:val="auto"/>
-                <w:spacing w:val="0"/>
-                <w:position w:val="0"/>
-                <w:sz w:val="24"/>
-                <w:shd w:fill="auto" w:val="clear"/>
-              </w:rPr>
-              <w:br/>
-            </w:r>
-            <w:r>
-              <w:rPr>
-                <w:rFonts w:ascii="Arial" w:hAnsi="Arial" w:cs="Arial" w:eastAsia="Arial"/>
-                <w:b/>
+              <w:t xml:space="preserve">Épreuve E6 - Administration des systèmes et des réseaux (option SISR)</w:t>
+            </w:r>
+            <w:r>
+              <w:rPr>
+                <w:rFonts w:ascii="Arial" w:hAnsi="Arial" w:cs="Arial" w:eastAsia="Arial"/>
                 <w:color w:val="auto"/>
                 <w:spacing w:val="0"/>
                 <w:position w:val="0"/>
                 <w:sz w:val="22"/>
                 <w:shd w:fill="auto" w:val="clear"/>
               </w:rPr>
-              <w:t xml:space="preserve">(verso, éventuellement pages suivantes)</w:t>
-            </w:r>
-          </w:p>
-          <w:p>
-            <w:pPr>
-              <w:suppressAutoHyphens w:val="true"/>
-              <w:spacing w:before="120" w:after="120" w:line="240"/>
-              <w:ind w:right="0" w:left="0" w:firstLine="0"/>
-              <w:jc w:val="center"/>
-              <w:rPr>
-                <w:color w:val="auto"/>
-                <w:spacing w:val="0"/>
-                <w:position w:val="0"/>
-              </w:rPr>
-            </w:pPr>
+              <w:t xml:space="preserve"> </w:t>
+            </w:r>
             <w:r>
               <w:rPr>
                 <w:rFonts w:ascii="Arial" w:hAnsi="Arial" w:cs="Arial" w:eastAsia="Arial"/>
@@ -2954,66 +2326,7 @@
                 <w:sz w:val="22"/>
                 <w:shd w:fill="auto" w:val="clear"/>
               </w:rPr>
-              <w:t xml:space="preserve">Épreuve E</w:t>
-            </w:r>
-            <w:r>
-              <w:rPr>
-                <w:rFonts w:ascii="Arial" w:hAnsi="Arial" w:cs="Arial" w:eastAsia="Arial"/>
-                <w:b/>
-                <w:color w:val="auto"/>
-                <w:spacing w:val="0"/>
-                <w:position w:val="0"/>
-                <w:sz w:val="22"/>
-                <w:shd w:fill="auto" w:val="clear"/>
-              </w:rPr>
-              <w:t xml:space="preserve">6 </w:t>
-            </w:r>
-            <w:r>
-              <w:rPr>
-                <w:rFonts w:ascii="Arial" w:hAnsi="Arial" w:cs="Arial" w:eastAsia="Arial"/>
-                <w:b/>
-                <w:color w:val="auto"/>
-                <w:spacing w:val="0"/>
-                <w:position w:val="0"/>
-                <w:sz w:val="22"/>
-                <w:shd w:fill="auto" w:val="clear"/>
-              </w:rPr>
-              <w:t xml:space="preserve">- Administration des systèmes et des réseaux (option SISR)</w:t>
-            </w:r>
-            <w:r>
-              <w:rPr>
-                <w:rFonts w:ascii="Arial" w:hAnsi="Arial" w:cs="Arial" w:eastAsia="Arial"/>
-                <w:color w:val="auto"/>
-                <w:spacing w:val="0"/>
-                <w:position w:val="0"/>
-                <w:sz w:val="22"/>
-                <w:shd w:fill="auto" w:val="clear"/>
-              </w:rPr>
-              <w:t xml:space="preserve"> </w:t>
-            </w:r>
-            <w:r>
-              <w:rPr>
-                <w:rFonts w:ascii="Arial" w:hAnsi="Arial" w:cs="Arial" w:eastAsia="Arial"/>
-                <w:b/>
-                <w:color w:val="auto"/>
-                <w:spacing w:val="0"/>
-                <w:position w:val="0"/>
-                <w:sz w:val="22"/>
-                <w:shd w:fill="auto" w:val="clear"/>
-              </w:rPr>
-              <w:t xml:space="preserve">- Coefficient </w:t>
-            </w:r>
-            <w:r>
-              <w:rPr>
-                <w:rFonts w:ascii="Arial" w:hAnsi="Arial" w:cs="Arial" w:eastAsia="Arial"/>
-                <w:b/>
-                <w:color w:val="auto"/>
-                <w:spacing w:val="0"/>
-                <w:position w:val="0"/>
-                <w:sz w:val="22"/>
-                <w:shd w:fill="auto" w:val="clear"/>
-              </w:rPr>
-              <w:t xml:space="preserve">4</w:t>
+              <w:t xml:space="preserve">- Coefficient 4</w:t>
             </w:r>
           </w:p>
         </w:tc>
@@ -3132,19 +2445,7 @@
                 <w:sz w:val="20"/>
                 <w:shd w:fill="auto" w:val="clear"/>
               </w:rPr>
-              <w:t xml:space="preserve">1</w:t>
-            </w:r>
-            <w:r>
-              <w:rPr>
-                <w:rFonts w:ascii="Arial" w:hAnsi="Arial" w:cs="Arial" w:eastAsia="Arial"/>
-                <w:b/>
-                <w:color w:val="auto"/>
-                <w:spacing w:val="0"/>
-                <w:position w:val="0"/>
-                <w:sz w:val="20"/>
-                <w:shd w:fill="auto" w:val="clear"/>
-              </w:rPr>
-              <w:t xml:space="preserve">.Active Directory</w:t>
+              <w:t xml:space="preserve">1.Active Directory</w:t>
             </w:r>
           </w:p>
           <w:p>
@@ -3385,19 +2686,7 @@
                 <w:sz w:val="20"/>
                 <w:shd w:fill="auto" w:val="clear"/>
               </w:rPr>
-              <w:t xml:space="preserve">2</w:t>
-            </w:r>
-            <w:r>
-              <w:rPr>
-                <w:rFonts w:ascii="Arial" w:hAnsi="Arial" w:cs="Arial" w:eastAsia="Arial"/>
-                <w:b/>
-                <w:color w:val="auto"/>
-                <w:spacing w:val="0"/>
-                <w:position w:val="0"/>
-                <w:sz w:val="20"/>
-                <w:shd w:fill="auto" w:val="clear"/>
-              </w:rPr>
-              <w:t xml:space="preserve">.Serveur de fichiers (TrueNAS)</w:t>
+              <w:t xml:space="preserve">2.Serveur de fichiers (TrueNAS)</w:t>
             </w:r>
           </w:p>
           <w:p>
@@ -3552,7 +2841,7 @@
                 <w:sz w:val="20"/>
                 <w:shd w:fill="auto" w:val="clear"/>
               </w:rPr>
-              <w:t xml:space="preserve">Partages SMB</w:t>
+              <w:t xml:space="preserve">Partages </w:t>
             </w:r>
           </w:p>
           <w:p>
@@ -3642,19 +2931,7 @@
                 <w:sz w:val="20"/>
                 <w:shd w:fill="auto" w:val="clear"/>
               </w:rPr>
-              <w:t xml:space="preserve">3</w:t>
-            </w:r>
-            <w:r>
-              <w:rPr>
-                <w:rFonts w:ascii="Arial" w:hAnsi="Arial" w:cs="Arial" w:eastAsia="Arial"/>
-                <w:b/>
-                <w:color w:val="auto"/>
-                <w:spacing w:val="0"/>
-                <w:position w:val="0"/>
-                <w:sz w:val="20"/>
-                <w:shd w:fill="auto" w:val="clear"/>
-              </w:rPr>
-              <w:t xml:space="preserve">.Automatisation (PowerShell)</w:t>
+              <w:t xml:space="preserve">3.Automatisation</w:t>
             </w:r>
           </w:p>
           <w:p>
@@ -3806,19 +3083,7 @@
                 <w:sz w:val="20"/>
                 <w:shd w:fill="auto" w:val="clear"/>
               </w:rPr>
-              <w:t xml:space="preserve">4</w:t>
-            </w:r>
-            <w:r>
-              <w:rPr>
-                <w:rFonts w:ascii="Arial" w:hAnsi="Arial" w:cs="Arial" w:eastAsia="Arial"/>
-                <w:b/>
-                <w:color w:val="auto"/>
-                <w:spacing w:val="0"/>
-                <w:position w:val="0"/>
-                <w:sz w:val="20"/>
-                <w:shd w:fill="auto" w:val="clear"/>
-              </w:rPr>
-              <w:t xml:space="preserve">.GPO</w:t>
+              <w:t xml:space="preserve">4.GPO</w:t>
             </w:r>
           </w:p>
           <w:p>

--- a/fiche-descriptive 1.docx
+++ b/fiche-descriptive 1.docx
@@ -391,7 +391,7 @@
                 <w:sz w:val="20"/>
                 <w:shd w:fill="auto" w:val="clear"/>
               </w:rPr>
-              <w:t xml:space="preserve">N° candidat : 7615000595</w:t>
+              <w:t xml:space="preserve">N° candidat : 2542561942</w:t>
             </w:r>
           </w:p>
         </w:tc>
@@ -1397,7 +1397,18 @@
                 <w:sz w:val="20"/>
                 <w:shd w:fill="auto" w:val="clear"/>
               </w:rPr>
-              <w:t xml:space="preserve"> La nécessité de tester la solution </w:t>
+              <w:t xml:space="preserve"> La n</w:t>
+            </w:r>
+            <w:r>
+              <w:rPr>
+                <w:rFonts w:ascii="Arial" w:hAnsi="Arial" w:cs="Arial" w:eastAsia="Arial"/>
+                <w:color w:val="auto"/>
+                <w:spacing w:val="0"/>
+                <w:position w:val="0"/>
+                <w:sz w:val="20"/>
+                <w:shd w:fill="auto" w:val="clear"/>
+              </w:rPr>
+              <w:t xml:space="preserve">écessité de tester la solution </w:t>
             </w:r>
           </w:p>
           <w:p>
